--- a/KURIKULUM2026_REVISI/006_DISTRIBUSI_DAN_PANDUAN_MK_PEMINATAN_MBKM.docx
+++ b/KURIKULUM2026_REVISI/006_DISTRIBUSI_DAN_PANDUAN_MK_PEMINATAN_MBKM.docx
@@ -526,7 +526,7 @@
                 <w:color w:val="262626"/>
                 <w:sz w:val="19"/>
               </w:rPr>
-              <w:t>• STI-601 Integrasi AI (3)</w:t>
+              <w:t>• STI-624 Integrasi AI (3)</w:t>
             </w:r>
           </w:p>
         </w:tc>
@@ -615,7 +615,7 @@
                 <w:color w:val="262626"/>
                 <w:sz w:val="19"/>
               </w:rPr>
-              <w:t>• STI-604 Platform Eng (3)</w:t>
+              <w:t>• STI-627 Platform Eng (3)</w:t>
             </w:r>
           </w:p>
         </w:tc>
@@ -704,7 +704,7 @@
                 <w:color w:val="262626"/>
                 <w:sz w:val="19"/>
               </w:rPr>
-              <w:t>• STI-602 Smart City (3)</w:t>
+              <w:t>• STI-625 Smart City (2)</w:t>
             </w:r>
           </w:p>
         </w:tc>
@@ -793,7 +793,7 @@
                 <w:color w:val="262626"/>
                 <w:sz w:val="19"/>
               </w:rPr>
-              <w:t>• STI-603 Keamanan Lanjut (3)</w:t>
+              <w:t>• STI-626 Deep Learning (+P) (3)</w:t>
             </w:r>
           </w:p>
         </w:tc>
@@ -1279,7 +1279,7 @@
                 <w:color w:val="262626"/>
                 <w:sz w:val="19"/>
               </w:rPr>
-              <w:t>• STI-701 Startup Digital (3)</w:t>
+              <w:t>• STI-728 Startup Digital (3)</w:t>
             </w:r>
           </w:p>
         </w:tc>
